--- a/res/synthetic_fascicoli/fascicoli/fascicolo_sintetico_005/sentenza.docx
+++ b/res/synthetic_fascicoli/fascicoli/fascicolo_sintetico_005/sentenza.docx
@@ -338,7 +338,7 @@
               <w:rStyle w:val="PlaceholderText"/>
               <w:lang w:val="en-US"/>
             </w:rPr>
-            <w:t/>
+            <w:t>311/2025</w:t>
           </w:r>
         </w:sdtContent>
       </w:sdt>
@@ -400,7 +400,7 @@
               <w:rStyle w:val="PlaceholderText"/>
               <w:lang w:val="en-US"/>
             </w:rPr>
-            <w:t>Paolo Neri-Silva</w:t>
+            <w:t>Paolo Neri</w:t>
           </w:r>
         </w:sdtContent>
       </w:sdt>
@@ -444,7 +444,7 @@
               <w:rStyle w:val="PlaceholderText"/>
               <w:lang w:val="en-US"/>
             </w:rPr>
-            <w:t>Davide Lombardi</w:t>
+            <w:t>Sara Marini</w:t>
           </w:r>
         </w:sdtContent>
       </w:sdt>
@@ -588,7 +588,7 @@
               <w:rStyle w:val="PlaceholderText"/>
               <w:lang w:val="en-US"/>
             </w:rPr>
-            <w:t/>
+            <w:t>Francesca Leoni, Chiara Costa</w:t>
           </w:r>
         </w:p>
       </w:sdtContent>
@@ -624,7 +624,7 @@
               <w:rStyle w:val="PlaceholderText"/>
               <w:lang w:val="en-US"/>
             </w:rPr>
-            <w:t/>
+            <w:t>con il patrocinio dell'Avv.</w:t>
           </w:r>
         </w:p>
       </w:sdtContent>
@@ -805,7 +805,7 @@
             <w:rPr>
               <w:rStyle w:val="PlaceholderText"/>
             </w:rPr>
-            <w:t>28-04-2024</w:t>
+            <w:t>04-03-2024</w:t>
           </w:r>
         </w:sdtContent>
       </w:sdt>
@@ -866,7 +866,7 @@
               <w:rStyle w:val="PlaceholderText"/>
               <w:lang w:val="en-US"/>
             </w:rPr>
-            <w:t/>
+            <w:t>1.1.1. In data 09-07-2025, Francesca Leoni è intervenuto volontariamente in giudizio, in qualità di discendente dal medesimo avo.[ 1.1.1. In data 01-03-2025, Chiara Costa è intervenuto volontariamente in giudizio, in qualità di discendente dal medesimo avo.[</w:t>
           </w:r>
         </w:p>
       </w:sdtContent>
@@ -909,7 +909,7 @@
               <w:rStyle w:val="PlaceholderText"/>
               <w:lang w:val="en-US"/>
             </w:rPr>
-            <w:t>Nonostante la regolare notificazione del ricorso, il Ministero dell'Interno non si è costituito.</w:t>
+            <w:t>Il Ministero dell'Interno, tramite l'Avvocatura Distrettuale dello Stato di Brescia, si è costituito in giudizio il 21-08-2025.</w:t>
           </w:r>
         </w:sdtContent>
       </w:sdt>
@@ -950,7 +950,7 @@
             <w:rPr>
               <w:rStyle w:val="PlaceholderText"/>
             </w:rPr>
-            <w:t/>
+            <w:t>NO</w:t>
           </w:r>
         </w:sdtContent>
       </w:sdt>
@@ -1034,7 +1034,7 @@
             <w:rPr>
               <w:rStyle w:val="PlaceholderText"/>
             </w:rPr>
-            <w:t>Elena Carlo Rossi</w:t>
+            <w:t>Matteo Maria Gallo</w:t>
           </w:r>
         </w:sdtContent>
       </w:sdt>
@@ -1149,7 +1149,7 @@
               <w:rStyle w:val="PlaceholderText"/>
               <w:lang w:val="en-US"/>
             </w:rPr>
-            <w:t>01-04-1929</w:t>
+            <w:t>20-09-1848</w:t>
           </w:r>
         </w:sdtContent>
       </w:sdt>
@@ -1368,7 +1368,7 @@
               <w:rStyle w:val="PlaceholderText"/>
               <w:lang w:val="en-US"/>
             </w:rPr>
-            <w:t>Linea di discendenza allegata: Elena Carlo Rossi -&gt; Paolo Joao Neri -&gt; Paolo Neri</w:t>
+            <w:t>Linea di discendenza allegata: Matteo Maria Gallo -&gt; Francesca Leoni -&gt; Elena Ana Rossi -&gt; Paolo Neri</w:t>
           </w:r>
         </w:sdtContent>
       </w:sdt>
@@ -1419,7 +1419,7 @@
               <w:rStyle w:val="PlaceholderText"/>
               <w:lang w:val="en-US"/>
             </w:rPr>
-            <w:t/>
+            <w:t>2.1. Il terzo intervenuto ha rivendicato di essere discendente dallo stesso avo.</w:t>
           </w:r>
         </w:p>
       </w:sdtContent>
@@ -2513,7 +2513,7 @@
               <w:rStyle w:val="PlaceholderText"/>
               <w:lang w:val="en-US"/>
             </w:rPr>
-            <w:t/>
+            <w:t>Quest'ultima norma non si applica dunque al presente ricorso, iscritto a ruolo prima del 27.3.25.</w:t>
           </w:r>
         </w:p>
       </w:sdtContent>
@@ -2803,7 +2803,7 @@
               <w:rStyle w:val="PlaceholderText"/>
               <w:lang w:val="en-US"/>
             </w:rPr>
-            <w:t>Di contro, il Ministero dell'Interno non si è costituito.</w:t>
+            <w:t>Di contro, il Ministero dell'Interno si è limitato a evocare l'accertamento di eventuali fattispecie estintive del diritto, senza nemmeno allegarle (né aver provato una richiesta di informazioni all'Autorità Consolare).</w:t>
           </w:r>
         </w:p>
       </w:sdtContent>
@@ -2941,7 +2941,7 @@
               <w:rFonts w:ascii="Garamond" w:hAnsi="Garamond"/>
               <w:bCs/>
             </w:rPr>
-            <w:t/>
+            <w:t>4.1. La domanda del terzo intervenuto è inammissibile. L'art. 105 co. 1 c.p.c., infatti, consente l'intervento volontario «in un processo tra altre persone per far valere, in confronto di tutte le parti o di alcune di esse, un diritto relativo all'oggetto o dipendente dal titolo dedotto nel processo medesimo». Nel caso concreto, invece, il terzo ha chiesto di accertare un autonomo diritto allo status di cittadino, non connesso oggettivamente né dipendente da quello dei ricorrenti (cui è accomunato soltanto dall'avo).</w:t>
           </w:r>
           <w:proofErr w:type="spellStart"/>
           <w:proofErr w:type="spellEnd"/>
@@ -3145,7 +3145,7 @@
               <w:rFonts w:ascii="Garamond" w:hAnsi="Garamond"/>
               <w:bCs/>
             </w:rPr>
-            <w:t/>
+            <w:t>Questo vale anche nei confronti delle parti le cui domande sono state dichiarate inammissibili o improcedibili (viste la serialità della questione per l'Avvocatura dello Stato e la natura prettamente formale della sua costituzione).</w:t>
           </w:r>
         </w:p>
       </w:sdtContent>
@@ -3247,7 +3247,7 @@
               <w:rStyle w:val="PlaceholderText"/>
               <w:lang w:val="en-US"/>
             </w:rPr>
-            <w:t>Paolo Neri-Silva, nato/a a  il </w:t>
+            <w:t>Paolo Neri, nato/a a Fortaleza il 14-06-1968</w:t>
           </w:r>
         </w:p>
       </w:sdtContent>
@@ -3361,7 +3361,7 @@
               <w:rStyle w:val="PlaceholderText"/>
               <w:lang w:val="en-US"/>
             </w:rPr>
-            <w:t/>
+            <w:t>dichiara inammissibile la domanda presentata da Francesca Leoni, Chiara Costa;</w:t>
           </w:r>
         </w:p>
       </w:sdtContent>

--- a/res/synthetic_fascicoli/fascicoli/fascicolo_sintetico_005/sentenza.docx
+++ b/res/synthetic_fascicoli/fascicoli/fascicolo_sintetico_005/sentenza.docx
@@ -338,7 +338,7 @@
               <w:rStyle w:val="PlaceholderText"/>
               <w:lang w:val="en-US"/>
             </w:rPr>
-            <w:t>311/2025</w:t>
+            <w:t>564/2025</w:t>
           </w:r>
         </w:sdtContent>
       </w:sdt>
@@ -400,7 +400,7 @@
               <w:rStyle w:val="PlaceholderText"/>
               <w:lang w:val="en-US"/>
             </w:rPr>
-            <w:t>Paolo Neri</w:t>
+            <w:t>Beatriz Nunes-Souza</w:t>
           </w:r>
         </w:sdtContent>
       </w:sdt>
@@ -444,7 +444,7 @@
               <w:rStyle w:val="PlaceholderText"/>
               <w:lang w:val="en-US"/>
             </w:rPr>
-            <w:t>Sara Marini</w:t>
+            <w:t>Maria Santos</w:t>
           </w:r>
         </w:sdtContent>
       </w:sdt>
@@ -588,7 +588,7 @@
               <w:rStyle w:val="PlaceholderText"/>
               <w:lang w:val="en-US"/>
             </w:rPr>
-            <w:t>Francesca Leoni, Chiara Costa</w:t>
+            <w:t/>
           </w:r>
         </w:p>
       </w:sdtContent>
@@ -624,7 +624,7 @@
               <w:rStyle w:val="PlaceholderText"/>
               <w:lang w:val="en-US"/>
             </w:rPr>
-            <w:t>con il patrocinio dell'Avv.</w:t>
+            <w:t/>
           </w:r>
         </w:p>
       </w:sdtContent>
@@ -805,7 +805,7 @@
             <w:rPr>
               <w:rStyle w:val="PlaceholderText"/>
             </w:rPr>
-            <w:t>04-03-2024</w:t>
+            <w:t>20-12-2025</w:t>
           </w:r>
         </w:sdtContent>
       </w:sdt>
@@ -866,7 +866,7 @@
               <w:rStyle w:val="PlaceholderText"/>
               <w:lang w:val="en-US"/>
             </w:rPr>
-            <w:t>1.1.1. In data 09-07-2025, Francesca Leoni è intervenuto volontariamente in giudizio, in qualità di discendente dal medesimo avo.[ 1.1.1. In data 01-03-2025, Chiara Costa è intervenuto volontariamente in giudizio, in qualità di discendente dal medesimo avo.[</w:t>
+            <w:t/>
           </w:r>
         </w:p>
       </w:sdtContent>
@@ -909,7 +909,7 @@
               <w:rStyle w:val="PlaceholderText"/>
               <w:lang w:val="en-US"/>
             </w:rPr>
-            <w:t>Il Ministero dell'Interno, tramite l'Avvocatura Distrettuale dello Stato di Brescia, si è costituito in giudizio il 21-08-2025.</w:t>
+            <w:t>Il Ministero dell'Interno, tramite l'Avvocatura Distrettuale dello Stato di Brescia, si è costituito in giudizio il 24-08-2024.</w:t>
           </w:r>
         </w:sdtContent>
       </w:sdt>
@@ -950,7 +950,7 @@
             <w:rPr>
               <w:rStyle w:val="PlaceholderText"/>
             </w:rPr>
-            <w:t>NO</w:t>
+            <w:t>SI</w:t>
           </w:r>
         </w:sdtContent>
       </w:sdt>
@@ -1034,7 +1034,7 @@
             <w:rPr>
               <w:rStyle w:val="PlaceholderText"/>
             </w:rPr>
-            <w:t>Matteo Maria Gallo</w:t>
+            <w:t>Renata Luz Barbosa</w:t>
           </w:r>
         </w:sdtContent>
       </w:sdt>
@@ -1149,7 +1149,7 @@
               <w:rStyle w:val="PlaceholderText"/>
               <w:lang w:val="en-US"/>
             </w:rPr>
-            <w:t>20-09-1848</w:t>
+            <w:t>18-11-1855</w:t>
           </w:r>
         </w:sdtContent>
       </w:sdt>
@@ -1368,7 +1368,7 @@
               <w:rStyle w:val="PlaceholderText"/>
               <w:lang w:val="en-US"/>
             </w:rPr>
-            <w:t>Linea di discendenza allegata: Matteo Maria Gallo -&gt; Francesca Leoni -&gt; Elena Ana Rossi -&gt; Paolo Neri</w:t>
+            <w:t>Linea di discendenza allegata: Renata Luz Barbosa -&gt; Rafael Luis Souza -&gt; Mateus Araujo -&gt; Jose Luis Costa-Araujo -&gt; Beatriz Nunes</w:t>
           </w:r>
         </w:sdtContent>
       </w:sdt>
@@ -1419,7 +1419,7 @@
               <w:rStyle w:val="PlaceholderText"/>
               <w:lang w:val="en-US"/>
             </w:rPr>
-            <w:t>2.1. Il terzo intervenuto ha rivendicato di essere discendente dallo stesso avo.</w:t>
+            <w:t/>
           </w:r>
         </w:p>
       </w:sdtContent>
@@ -2513,7 +2513,7 @@
               <w:rStyle w:val="PlaceholderText"/>
               <w:lang w:val="en-US"/>
             </w:rPr>
-            <w:t>Quest'ultima norma non si applica dunque al presente ricorso, iscritto a ruolo prima del 27.3.25.</w:t>
+            <w:t/>
           </w:r>
         </w:p>
       </w:sdtContent>
@@ -2941,7 +2941,7 @@
               <w:rFonts w:ascii="Garamond" w:hAnsi="Garamond"/>
               <w:bCs/>
             </w:rPr>
-            <w:t>4.1. La domanda del terzo intervenuto è inammissibile. L'art. 105 co. 1 c.p.c., infatti, consente l'intervento volontario «in un processo tra altre persone per far valere, in confronto di tutte le parti o di alcune di esse, un diritto relativo all'oggetto o dipendente dal titolo dedotto nel processo medesimo». Nel caso concreto, invece, il terzo ha chiesto di accertare un autonomo diritto allo status di cittadino, non connesso oggettivamente né dipendente da quello dei ricorrenti (cui è accomunato soltanto dall'avo).</w:t>
+            <w:t/>
           </w:r>
           <w:proofErr w:type="spellStart"/>
           <w:proofErr w:type="spellEnd"/>
@@ -3145,7 +3145,7 @@
               <w:rFonts w:ascii="Garamond" w:hAnsi="Garamond"/>
               <w:bCs/>
             </w:rPr>
-            <w:t>Questo vale anche nei confronti delle parti le cui domande sono state dichiarate inammissibili o improcedibili (viste la serialità della questione per l'Avvocatura dello Stato e la natura prettamente formale della sua costituzione).</w:t>
+            <w:t/>
           </w:r>
         </w:p>
       </w:sdtContent>
@@ -3247,7 +3247,7 @@
               <w:rStyle w:val="PlaceholderText"/>
               <w:lang w:val="en-US"/>
             </w:rPr>
-            <w:t>Paolo Neri, nato/a a Fortaleza il 14-06-1968</w:t>
+            <w:t>Beatriz Nunes-Souza, nata a Rio de Janeiro il 21-06-1986</w:t>
           </w:r>
         </w:p>
       </w:sdtContent>
@@ -3294,7 +3294,7 @@
             <w:rPr>
               <w:rStyle w:val="PlaceholderText"/>
             </w:rPr>
-            <w:t>è cittadino italiano</w:t>
+            <w:t>è cittadina italiana</w:t>
           </w:r>
         </w:sdtContent>
       </w:sdt>
@@ -3361,7 +3361,7 @@
               <w:rStyle w:val="PlaceholderText"/>
               <w:lang w:val="en-US"/>
             </w:rPr>
-            <w:t>dichiara inammissibile la domanda presentata da Francesca Leoni, Chiara Costa;</w:t>
+            <w:t/>
           </w:r>
         </w:p>
       </w:sdtContent>
